--- a/fixtures/vmisc3.docx
+++ b/fixtures/vmisc3.docx
@@ -131,7 +131,7 @@
     <w:p>
       <w:pPr>
         <w:pageBreakBefore/>
-        <w:spacing w:before="0" w:after="0" w:line="360" w:lineRule="atLeast"/>
+        <w:spacing w:before="0" w:after="0" w:line="340" w:lineRule="atLeast"/>
         <w:jc w:val="left"/>
         <w:widowControl w:val="0"/>
         <w:rPr>
@@ -151,7 +151,7 @@
     </w:p>
     <w:p>
       <w:pPr>
-        <w:spacing w:before="0" w:after="0" w:line="360" w:lineRule="atLeast"/>
+        <w:spacing w:before="0" w:after="0" w:line="340" w:lineRule="atLeast"/>
         <w:jc w:val="left"/>
         <w:widowControl w:val="0"/>
         <w:rPr>
@@ -171,7 +171,7 @@
     </w:p>
     <w:p>
       <w:pPr>
-        <w:spacing w:before="0" w:after="0" w:line="360" w:lineRule="atLeast"/>
+        <w:spacing w:before="0" w:after="0" w:line="340" w:lineRule="atLeast"/>
         <w:jc w:val="left"/>
         <w:widowControl w:val="0"/>
         <w:rPr>
@@ -192,7 +192,7 @@
     <w:p>
       <w:pPr>
         <w:pageBreakBefore/>
-        <w:spacing w:before="0" w:after="0" w:line="360" w:lineRule="exact"/>
+        <w:spacing w:before="0" w:after="0" w:line="340" w:lineRule="exact"/>
         <w:jc w:val="left"/>
         <w:widowControl w:val="0"/>
         <w:rPr>
@@ -212,7 +212,7 @@
     </w:p>
     <w:p>
       <w:pPr>
-        <w:spacing w:before="0" w:after="0" w:line="360" w:lineRule="exact"/>
+        <w:spacing w:before="0" w:after="0" w:line="340" w:lineRule="exact"/>
         <w:jc w:val="left"/>
         <w:widowControl w:val="0"/>
         <w:rPr>
@@ -232,7 +232,7 @@
     </w:p>
     <w:p>
       <w:pPr>
-        <w:spacing w:before="0" w:after="0" w:line="360" w:lineRule="exact"/>
+        <w:spacing w:before="0" w:after="0" w:line="340" w:lineRule="exact"/>
         <w:jc w:val="left"/>
         <w:widowControl w:val="0"/>
         <w:rPr>
@@ -253,7 +253,7 @@
     <w:p>
       <w:pPr>
         <w:pageBreakBefore/>
-        <w:spacing w:before="0" w:after="0" w:line="440" w:lineRule="atLeast"/>
+        <w:spacing w:before="0" w:after="0" w:line="460" w:lineRule="atLeast"/>
         <w:jc w:val="left"/>
         <w:widowControl w:val="0"/>
         <w:rPr>
@@ -273,7 +273,7 @@
     </w:p>
     <w:p>
       <w:pPr>
-        <w:spacing w:before="0" w:after="0" w:line="440" w:lineRule="atLeast"/>
+        <w:spacing w:before="0" w:after="0" w:line="460" w:lineRule="atLeast"/>
         <w:jc w:val="left"/>
         <w:widowControl w:val="0"/>
         <w:rPr>
@@ -293,7 +293,7 @@
     </w:p>
     <w:p>
       <w:pPr>
-        <w:spacing w:before="0" w:after="0" w:line="440" w:lineRule="atLeast"/>
+        <w:spacing w:before="0" w:after="0" w:line="460" w:lineRule="atLeast"/>
         <w:jc w:val="left"/>
         <w:widowControl w:val="0"/>
         <w:rPr>
@@ -314,7 +314,7 @@
     <w:p>
       <w:pPr>
         <w:pageBreakBefore/>
-        <w:spacing w:before="0" w:after="0" w:line="440" w:lineRule="exact"/>
+        <w:spacing w:before="0" w:after="0" w:line="460" w:lineRule="exact"/>
         <w:jc w:val="left"/>
         <w:widowControl w:val="0"/>
         <w:rPr>
@@ -334,7 +334,7 @@
     </w:p>
     <w:p>
       <w:pPr>
-        <w:spacing w:before="0" w:after="0" w:line="440" w:lineRule="exact"/>
+        <w:spacing w:before="0" w:after="0" w:line="460" w:lineRule="exact"/>
         <w:jc w:val="left"/>
         <w:widowControl w:val="0"/>
         <w:rPr>
@@ -354,7 +354,7 @@
     </w:p>
     <w:p>
       <w:pPr>
-        <w:spacing w:before="0" w:after="0" w:line="440" w:lineRule="exact"/>
+        <w:spacing w:before="0" w:after="0" w:line="460" w:lineRule="exact"/>
         <w:jc w:val="left"/>
         <w:widowControl w:val="0"/>
         <w:rPr>
@@ -375,7 +375,7 @@
     <w:p>
       <w:pPr>
         <w:pageBreakBefore/>
-        <w:spacing w:before="0" w:after="0" w:line="560" w:lineRule="atLeast"/>
+        <w:spacing w:before="0" w:after="0" w:line="580" w:lineRule="atLeast"/>
         <w:jc w:val="left"/>
         <w:widowControl w:val="0"/>
         <w:rPr>
@@ -395,7 +395,7 @@
     </w:p>
     <w:p>
       <w:pPr>
-        <w:spacing w:before="0" w:after="0" w:line="560" w:lineRule="atLeast"/>
+        <w:spacing w:before="0" w:after="0" w:line="580" w:lineRule="atLeast"/>
         <w:jc w:val="left"/>
         <w:widowControl w:val="0"/>
         <w:rPr>
@@ -415,7 +415,7 @@
     </w:p>
     <w:p>
       <w:pPr>
-        <w:spacing w:before="0" w:after="0" w:line="560" w:lineRule="atLeast"/>
+        <w:spacing w:before="0" w:after="0" w:line="580" w:lineRule="atLeast"/>
         <w:jc w:val="left"/>
         <w:widowControl w:val="0"/>
         <w:rPr>
@@ -436,7 +436,7 @@
     <w:p>
       <w:pPr>
         <w:pageBreakBefore/>
-        <w:spacing w:before="0" w:after="0" w:line="560" w:lineRule="exact"/>
+        <w:spacing w:before="0" w:after="0" w:line="580" w:lineRule="exact"/>
         <w:jc w:val="left"/>
         <w:widowControl w:val="0"/>
         <w:rPr>
@@ -456,7 +456,7 @@
     </w:p>
     <w:p>
       <w:pPr>
-        <w:spacing w:before="0" w:after="0" w:line="560" w:lineRule="exact"/>
+        <w:spacing w:before="0" w:after="0" w:line="580" w:lineRule="exact"/>
         <w:jc w:val="left"/>
         <w:widowControl w:val="0"/>
         <w:rPr>
@@ -476,7 +476,7 @@
     </w:p>
     <w:p>
       <w:pPr>
-        <w:spacing w:before="0" w:after="0" w:line="560" w:lineRule="exact"/>
+        <w:spacing w:before="0" w:after="0" w:line="580" w:lineRule="exact"/>
         <w:jc w:val="left"/>
         <w:widowControl w:val="0"/>
         <w:rPr>
@@ -532,7 +532,7 @@
           <w:rFonts w:ascii="Luminari" w:hAnsi="Luminari" w:eastAsia="Luminari" w:cs="Luminari"/>
           <w:sz w:val="26"/>
           <w:szCs w:val="26"/>
-          <w:w w:val="150"/>
+          <w:w w:val="120"/>
         </w:rPr>
         <w:t xml:space="preserve">jmnopqrst</w:t>
       </w:r>
@@ -554,7 +554,7 @@
           <w:rFonts w:ascii="Luminari" w:hAnsi="Luminari" w:eastAsia="Luminari" w:cs="Luminari"/>
           <w:sz w:val="26"/>
           <w:szCs w:val="26"/>
-          <w:w w:val="200"/>
+          <w:w w:val="180"/>
         </w:rPr>
         <w:t xml:space="preserve">kmnopqrst</w:t>
       </w:r>
@@ -576,7 +576,7 @@
           <w:rFonts w:ascii="Luminari" w:hAnsi="Luminari" w:eastAsia="Luminari" w:cs="Luminari"/>
           <w:sz w:val="26"/>
           <w:szCs w:val="26"/>
-          <w:w w:val="50"/>
+          <w:w w:val="66"/>
         </w:rPr>
         <w:t xml:space="preserve">lmnopqrst</w:t>
       </w:r>
